--- a/apps/legal-docs-blueprints/templates/contrato_privado_uso_nuevo/contrato_privado_uso_nuevo-plural.docx
+++ b/apps/legal-docs-blueprints/templates/contrato_privado_uso_nuevo/contrato_privado_uso_nuevo-plural.docx
@@ -124,7 +124,29 @@
       </w:r>
       <w:r>
         <w:rPr/>
-        <w:t xml:space="preserve">, extendido por el Registro Nacional de las Personas –RENAP-, República de Guatemala, Centroamérica{#deudoresAdicionales}. {nombreCompleto}, de {edadTexto} años de edad, {estadoCivil}, {profesion}, {nacionalidad}, identificado con Documento Personal de Identificación, Código Único de Identificación {dpiTexto}, extendido por el Registro Nacional de las Personas –RENAP-, República de Guatemala, Centroamérica{/deudoresAdicionales}. Encontrándonos en el libre ejercicio de nuestro derechos civiles, en forma voluntaria, por este acto otorgamos </w:t>
+        <w:t xml:space="preserve">, extendido por el Registro Nacional de las Personas –RENAP-, República de Guatemala, Centroamérica{#deudoresAdicionales}. </w:t>
+      </w:r>
+      <w:r>
+        <w:rPr>
+          <w:b/>
+          <w:bCs/>
+        </w:rPr>
+        <w:t>{nombreCompleto}</w:t>
+      </w:r>
+      <w:r>
+        <w:rPr/>
+        <w:t xml:space="preserve">, de {edadTexto} años de edad, {estadoCivil}, {profesion}, {nacionalidad}, identificado con Documento Personal de Identificación, Código Único de Identificación </w:t>
+      </w:r>
+      <w:r>
+        <w:rPr>
+          <w:b/>
+          <w:bCs/>
+        </w:rPr>
+        <w:t>{dpiTexto}</w:t>
+      </w:r>
+      <w:r>
+        <w:rPr/>
+        <w:t xml:space="preserve">, extendido por el Registro Nacional de las Personas –RENAP-, República de Guatemala, Centroamérica{/deudoresAdicionales}. Encontrándonos en el libre ejercicio de nuestro derechos civiles, en forma voluntaria, por este acto otorgamos </w:t>
       </w:r>
       <w:r>
         <w:rPr>
@@ -404,7 +426,7 @@
         <w:rPr>
           <w:b/>
         </w:rPr>
-        <w:t>{plazoTexto} meses</w:t>
+        <w:t>{plazoTexto} MESES</w:t>
       </w:r>
       <w:r>
         <w:rPr/>
@@ -500,15 +522,7 @@
       </w:r>
       <w:r>
         <w:rPr/>
-        <w:t>siendo responsable</w:t>
-      </w:r>
-      <w:r>
-        <w:rPr/>
-        <w:t>s</w:t>
-      </w:r>
-      <w:r>
-        <w:rPr/>
-        <w:t xml:space="preserve"> directo de su uso, </w:t>
+        <w:t xml:space="preserve">siendo responsables directo de su uso, </w:t>
       </w:r>
       <w:r>
         <w:rPr>
@@ -608,14 +622,14 @@
           <w:b/>
           <w:bCs/>
         </w:rPr>
-        <w:t>{nombreCompleto}{</w:t>
+        <w:t>{nombreCompleto}</w:t>
       </w:r>
       <w:r>
         <w:rPr>
           <w:b w:val="false"/>
           <w:bCs w:val="false"/>
         </w:rPr>
-        <w:t>#deudoresAdicionales}</w:t>
+        <w:t>{#deudoresAdicionales}</w:t>
       </w:r>
       <w:r>
         <w:rPr>
@@ -1036,33 +1050,21 @@
               <w:rPr>
                 <w:sz w:val="20"/>
               </w:rPr>
-              <w:t>F)________________________</w:t>
+              <w:t>f)________________________</w:t>
             </w:r>
           </w:p>
           <w:p>
             <w:pPr>
               <w:pStyle w:val="Normal"/>
               <w:jc w:val="center"/>
-              <w:rPr/>
+              <w:rPr>
+                <w:sz w:val="20"/>
+              </w:rPr>
             </w:pPr>
             <w:r>
               <w:rPr>
                 <w:sz w:val="20"/>
               </w:rPr>
-              <w:t>{col1nombreCompleto}</w:t>
-            </w:r>
-          </w:p>
-          <w:p>
-            <w:pPr>
-              <w:pStyle w:val="Normal"/>
-              <w:jc w:val="center"/>
-              <w:rPr/>
-            </w:pPr>
-            <w:r>
-              <w:rPr>
-                <w:sz w:val="20"/>
-              </w:rPr>
-              <w:t>{col1dpi}</w:t>
             </w:r>
           </w:p>
           <w:p>
@@ -1111,33 +1113,21 @@
               <w:rPr>
                 <w:sz w:val="20"/>
               </w:rPr>
-              <w:t>F)________________________</w:t>
+              <w:t>f)________________________</w:t>
             </w:r>
           </w:p>
           <w:p>
             <w:pPr>
               <w:pStyle w:val="Normal"/>
               <w:jc w:val="center"/>
-              <w:rPr/>
+              <w:rPr>
+                <w:sz w:val="20"/>
+              </w:rPr>
             </w:pPr>
             <w:r>
               <w:rPr>
                 <w:sz w:val="20"/>
               </w:rPr>
-              <w:t>{col2nombreCompleto}</w:t>
-            </w:r>
-          </w:p>
-          <w:p>
-            <w:pPr>
-              <w:pStyle w:val="Normal"/>
-              <w:jc w:val="center"/>
-              <w:rPr/>
-            </w:pPr>
-            <w:r>
-              <w:rPr>
-                <w:sz w:val="20"/>
-              </w:rPr>
-              <w:t>{col2dpi}</w:t>
             </w:r>
           </w:p>
           <w:p>
